--- a/04_Docs/Resultads_AirPollution_PO_Main_06032026.docx
+++ b/04_Docs/Resultads_AirPollution_PO_Main_06032026.docx
@@ -16863,17 +16863,7 @@
                 <w:szCs w:val="22"/>
                 <w:lang w:val="en-US"/>
               </w:rPr>
-              <w:t>+</w:t>
-            </w:r>
-            <w:r>
-              <w:rPr>
-                <w:b/>
-                <w:bCs/>
-                <w:sz w:val="22"/>
-                <w:szCs w:val="22"/>
-                <w:lang w:val="en-US"/>
-              </w:rPr>
-              <w:t xml:space="preserve"> 1 IQR</w:t>
+              <w:t>+ 1 IQR</w:t>
             </w:r>
             <w:r>
               <w:rPr>
@@ -54165,7 +54155,7 @@
           <w14:ligatures w14:val="standardContextual"/>
         </w:rPr>
         <w:drawing>
-          <wp:inline distT="0" distB="0" distL="0" distR="0" wp14:anchorId="5C84EA16" wp14:editId="56D06A1D">
+          <wp:inline distT="0" distB="0" distL="0" distR="0" wp14:anchorId="5C84EA16" wp14:editId="0E762337">
             <wp:extent cx="4794133" cy="5760000"/>
             <wp:effectExtent l="0" t="0" r="0" b="0"/>
             <wp:docPr id="453099111" name="Imagen 5"/>
@@ -54261,7 +54251,7 @@
           <w14:ligatures w14:val="standardContextual"/>
         </w:rPr>
         <w:drawing>
-          <wp:inline distT="0" distB="0" distL="0" distR="0" wp14:anchorId="741FF253" wp14:editId="6794E98B">
+          <wp:inline distT="0" distB="0" distL="0" distR="0" wp14:anchorId="741FF253" wp14:editId="3A8B562F">
             <wp:extent cx="4794133" cy="5760000"/>
             <wp:effectExtent l="0" t="0" r="0" b="0"/>
             <wp:docPr id="1175291426" name="Imagen 4"/>
@@ -54351,7 +54341,7 @@
           <w14:ligatures w14:val="standardContextual"/>
         </w:rPr>
         <w:drawing>
-          <wp:inline distT="0" distB="0" distL="0" distR="0" wp14:anchorId="6D736CA2" wp14:editId="74792BDE">
+          <wp:inline distT="0" distB="0" distL="0" distR="0" wp14:anchorId="6D736CA2" wp14:editId="2C4051B5">
             <wp:extent cx="4794133" cy="5760000"/>
             <wp:effectExtent l="0" t="0" r="0" b="0"/>
             <wp:docPr id="1739067807" name="Imagen 6"/>
@@ -55041,6 +55031,7 @@
   <w:style w:type="character" w:default="1" w:styleId="Fuentedeprrafopredeter">
     <w:name w:val="Default Paragraph Font"/>
     <w:uiPriority w:val="1"/>
+    <w:semiHidden/>
     <w:unhideWhenUsed/>
   </w:style>
   <w:style w:type="table" w:default="1" w:styleId="Tablanormal">
